--- a/Layouts/PensionReport(KU)_AU.docx
+++ b/Layouts/PensionReport(KU)_AU.docx
@@ -51,4 +51,43 @@
      < / P a y r o l l _ E m p l o y e e _ A U >   
  < / N a v W o r d R e p o r t X m l P a r t > 
+</file>
+
+<file path=customXml/item2.xml>��< ? x m l   v e r s i o n = " 1 . 0 "   e n c o d i n g = " u t f - 1 6 " ? > + 
+ < N a v W o r d R e p o r t X m l P a r t   x m l n s = " u r n : m i c r o s o f t - d y n a m i c s - b u s i n e s s c e n t r a l / i n t e r n a l / e x t e n d e d / r e p o r t s / P e n s i o n _ R e p o r t _ K U _ _ A U / 8 0 0 1 4 / " > + 
+     < T o o l t i p s   / > + 
+     < P a y r o l l _ E m p l o y e e _ A U   E l e m e n t T y p e = " D a t a I t e m "   E l e m e n t I d = " 1 9 3 0 9 5 5 7 8 " > + 
+         < A c c o u n t N o   E l e m e n t T y p e = " C o l u m n "   E l e m e n t I d = " 1 8 0 7 1 1 6 6 2 7 "   D a t a T y p e = " T e x t " > A c c o u n t N o < / A c c o u n t N o > + 
+         < B a n k C o d e   E l e m e n t T y p e = " C o l u m n "   E l e m e n t I d = " 1 2 8 9 7 7 5 8 5 8 "   D a t a T y p e = " C o d e " > B a n k C o d e < / B a n k C o d e > + 
+         < B a n k N a m e   E l e m e n t T y p e = " C o l u m n "   E l e m e n t I d = " 3 8 5 7 2 6 4 6 0 "   D a t a T y p e = " T e x t " > B a n k N a m e < / B a n k N a m e > + 
+         < B a s i c   E l e m e n t T y p e = " C o l u m n "   E l e m e n t I d = " 1 0 8 0 1 8 9 2 2 3 "   D a t a T y p e = " D e c i m a l " > B a s i c < / B a s i c > + 
+         < B r a n c h C o d e   E l e m e n t T y p e = " C o l u m n "   E l e m e n t I d = " 1 7 5 6 7 6 1 5 2 4 "   D a t a T y p e = " C o d e " > B r a n c h C o d e < / B r a n c h C o d e > + 
+         < B r a n c h N a m e   E l e m e n t T y p e = " C o l u m n "   E l e m e n t I d = " 1 2 1 1 5 1 4 6 2 "   D a t a T y p e = " T e x t " > B r a n c h N a m e < / B r a n c h N a m e > + 
+         < E m p l o y e e P e n s i o n   E l e m e n t T y p e = " C o l u m n "   E l e m e n t I d = " 7 6 8 0 0 6 1 1 1 "   D a t a T y p e = " D e c i m a l " > E m p l o y e e P e n s i o n < / E m p l o y e e P e n s i o n > + 
+         < E m p l o y e r P e n s i o n   E l e m e n t T y p e = " C o l u m n "   E l e m e n t I d = " 6 5 2 3 0 0 5 6 "   D a t a T y p e = " D e c i m a l " > E m p l o y e r P e n s i o n < / E m p l o y e r P e n s i o n > + 
+         < N a m e   E l e m e n t T y p e = " C o l u m n "   E l e m e n t I d = " 8 1 4 0 6 8 7 0 6 "   D a t a T y p e = " T e x t " > N a m e < / N a m e > + 
+         < N o   E l e m e n t T y p e = " C o l u m n "   E l e m e n t I d = " 1 1 9 8 2 6 8 3 4 0 "   D a t a T y p e = " C o d e " > N o < / N o > + 
+         < P e r i o d   E l e m e n t T y p e = " C o l u m n "   E l e m e n t I d = " 1 2 3 5 2 2 2 2 0 8 "   D a t a T y p e = " D a t e " > P e r i o d < / P e r i o d > + 
+         < P i c   E l e m e n t T y p e = " C o l u m n "   E l e m e n t I d = " 5 5 9 4 0 2 5 7 5 "   D a t a T y p e = " B l o b "   / > + 
+         < T o t a l P e n s i o n   E l e m e n t T y p e = " C o l u m n "   E l e m e n t I d = " 1 9 2 4 9 3 2 9 9 3 "   D a t a T y p e = " D e c i m a l " > T o t a l P e n s i o n < / T o t a l P e n s i o n > + 
+     < / P a y r o l l _ E m p l o y e e _ A U > + 
+ < / N a v W o r d R e p o r t X m l P a r t > 
 </file>